--- a/manuscript/qang_formulation.docx
+++ b/manuscript/qang_formulation.docx
@@ -20754,40 +20754,6 @@
     </w:p>
     <w:bookmarkEnd w:id="49"/>
     <w:bookmarkStart w:id="92" w:name="acknowledgments-and-use-of-ai-tools"/>
-    <w:p>
-      <w:pPr>
-        <w:pStyle w:val="Heading1"/>
-      </w:pPr>
-      <w:r>
-        <w:rPr>
-          <w:rFonts w:ascii="Times New Roman" w:hAnsi="Times New Roman"/>
-        </w:rPr>
-        <w:t xml:space="preserve">Acknowledgments and use of AI tools</w:t>
-      </w:r>
-    </w:p>
-    <w:p>
-      <w:pPr>
-        <w:pStyle w:val="FirstParagraph"/>
-      </w:pPr>
-      <w:r>
-        <w:rPr>
-          <w:rFonts w:ascii="Times New Roman" w:hAnsi="Times New Roman"/>
-        </w:rPr>
-        <w:t xml:space="preserve">Generative AI tools (Anthropic Claude Opus 5.5) assisted with code, numerical checks and drafting. The author</w:t>
-      </w:r>
-      <w:r>
-        <w:rPr>
-          <w:rFonts w:ascii="Times New Roman" w:hAnsi="Times New Roman"/>
-        </w:rPr>
-        <w:t xml:space="preserve"> </w:t>
-      </w:r>
-      <w:r>
-        <w:rPr>
-          <w:rFonts w:ascii="Times New Roman" w:hAnsi="Times New Roman"/>
-        </w:rPr>
-        <w:t xml:space="preserve">framed the questions, made the design decisions, and reviewed and validated all AI-assisted output.</w:t>
-      </w:r>
-    </w:p>
     <w:bookmarkStart w:id="91" w:name="refs"/>
     <w:bookmarkStart w:id="51" w:name="ref-aaronson2015"/>
     <w:p>
